--- a/desplegamiento.docx
+++ b/desplegamiento.docx
@@ -71,268 +71,14 @@
         <w:ind w:left="720"/>
       </w:pPr>
       <w:r>
+        <w:rPr>
+          <w:noProof/>
+        </w:rPr>
         <w:drawing>
           <wp:inline distT="0" distB="0" distL="0" distR="0" wp14:anchorId="3CF40C4C" wp14:editId="6C0C157F">
             <wp:extent cx="5400040" cy="3216275"/>
             <wp:effectExtent l="0" t="0" r="0" b="3175"/>
             <wp:docPr id="1" name="Imagen 1"/>
-            <wp:cNvGraphicFramePr>
-              <a:graphicFrameLocks xmlns:a="http://schemas.openxmlformats.org/drawingml/2006/main" noChangeAspect="1"/>
-            </wp:cNvGraphicFramePr>
-            <a:graphic xmlns:a="http://schemas.openxmlformats.org/drawingml/2006/main">
-              <a:graphicData uri="http://schemas.openxmlformats.org/drawingml/2006/picture">
-                <pic:pic xmlns:pic="http://schemas.openxmlformats.org/drawingml/2006/picture">
-                  <pic:nvPicPr>
-                    <pic:cNvPr id="1" name=""/>
-                    <pic:cNvPicPr/>
-                  </pic:nvPicPr>
-                  <pic:blipFill>
-                    <a:blip r:embed="rId5"/>
-                    <a:stretch>
-                      <a:fillRect/>
-                    </a:stretch>
-                  </pic:blipFill>
-                  <pic:spPr>
-                    <a:xfrm>
-                      <a:off x="0" y="0"/>
-                      <a:ext cx="5400040" cy="3216275"/>
-                    </a:xfrm>
-                    <a:prstGeom prst="rect">
-                      <a:avLst/>
-                    </a:prstGeom>
-                  </pic:spPr>
-                </pic:pic>
-              </a:graphicData>
-            </a:graphic>
-          </wp:inline>
-        </w:drawing>
-      </w:r>
-    </w:p>
-    <w:p>
-      <w:pPr>
-        <w:numPr>
-          <w:ilvl w:val="0"/>
-          <w:numId w:val="1"/>
-        </w:numPr>
-      </w:pPr>
-      <w:r>
-        <w:t>Guardar la clave privada y el certificado en las rutas adecuadas del sistema.</w:t>
-      </w:r>
-    </w:p>
-    <w:p>
-      <w:pPr>
-        <w:pStyle w:val="NormalWeb"/>
-        <w:ind w:firstLine="708"/>
-        <w:rPr>
-          <w:rFonts w:hAnsi="Symbol"/>
-        </w:rPr>
-      </w:pPr>
-      <w:proofErr w:type="spellStart"/>
-      <w:r>
-        <w:rPr>
-          <w:rFonts w:hAnsi="Symbol"/>
-        </w:rPr>
-        <w:t>Meti</w:t>
-      </w:r>
-      <w:proofErr w:type="spellEnd"/>
-      <w:r>
-        <w:rPr>
-          <w:rFonts w:hAnsi="Symbol"/>
-        </w:rPr>
-        <w:t xml:space="preserve"> la clave privada en /</w:t>
-      </w:r>
-      <w:proofErr w:type="spellStart"/>
-      <w:r>
-        <w:rPr>
-          <w:rFonts w:hAnsi="Symbol"/>
-        </w:rPr>
-        <w:t>etc</w:t>
-      </w:r>
-      <w:proofErr w:type="spellEnd"/>
-      <w:r>
-        <w:rPr>
-          <w:rFonts w:hAnsi="Symbol"/>
-        </w:rPr>
-        <w:t>/</w:t>
-      </w:r>
-      <w:proofErr w:type="spellStart"/>
-      <w:r>
-        <w:rPr>
-          <w:rFonts w:hAnsi="Symbol"/>
-        </w:rPr>
-        <w:t>ssl</w:t>
-      </w:r>
-      <w:proofErr w:type="spellEnd"/>
-      <w:r>
-        <w:rPr>
-          <w:rFonts w:hAnsi="Symbol"/>
-        </w:rPr>
-        <w:t>/</w:t>
-      </w:r>
-      <w:proofErr w:type="spellStart"/>
-      <w:r>
-        <w:rPr>
-          <w:rFonts w:hAnsi="Symbol"/>
-        </w:rPr>
-        <w:t>private</w:t>
-      </w:r>
-      <w:proofErr w:type="spellEnd"/>
-      <w:r>
-        <w:rPr>
-          <w:rFonts w:hAnsi="Symbol"/>
-        </w:rPr>
-        <w:t>/</w:t>
-      </w:r>
-      <w:proofErr w:type="spellStart"/>
-      <w:r>
-        <w:rPr>
-          <w:rFonts w:hAnsi="Symbol"/>
-        </w:rPr>
-        <w:t>mi_sitio.key</w:t>
-      </w:r>
-      <w:proofErr w:type="spellEnd"/>
-    </w:p>
-    <w:p>
-      <w:pPr>
-        <w:pStyle w:val="NormalWeb"/>
-        <w:ind w:left="720"/>
-      </w:pPr>
-      <w:proofErr w:type="spellStart"/>
-      <w:r>
-        <w:t>Meti</w:t>
-      </w:r>
-      <w:proofErr w:type="spellEnd"/>
-      <w:r>
-        <w:t xml:space="preserve"> el certificado en /</w:t>
-      </w:r>
-      <w:proofErr w:type="spellStart"/>
-      <w:r>
-        <w:t>etc</w:t>
-      </w:r>
-      <w:proofErr w:type="spellEnd"/>
-      <w:r>
-        <w:t>/</w:t>
-      </w:r>
-      <w:proofErr w:type="spellStart"/>
-      <w:r>
-        <w:t>ssl</w:t>
-      </w:r>
-      <w:proofErr w:type="spellEnd"/>
-      <w:r>
-        <w:t>/</w:t>
-      </w:r>
-      <w:proofErr w:type="spellStart"/>
-      <w:r>
-        <w:t>certs</w:t>
-      </w:r>
-      <w:proofErr w:type="spellEnd"/>
-      <w:r>
-        <w:t>/mi_sitio.crt</w:t>
-      </w:r>
-    </w:p>
-    <w:p>
-      <w:pPr>
-        <w:numPr>
-          <w:ilvl w:val="0"/>
-          <w:numId w:val="1"/>
-        </w:numPr>
-      </w:pPr>
-      <w:r>
-        <w:t>Crear o modificar un </w:t>
-      </w:r>
-      <w:proofErr w:type="spellStart"/>
-      <w:r>
-        <w:rPr>
-          <w:b/>
-          <w:bCs/>
-        </w:rPr>
-        <w:t>VirtualHost</w:t>
-      </w:r>
-      <w:proofErr w:type="spellEnd"/>
-      <w:r>
-        <w:rPr>
-          <w:b/>
-          <w:bCs/>
-        </w:rPr>
-        <w:t xml:space="preserve"> en Apache</w:t>
-      </w:r>
-      <w:r>
-        <w:t> que escuche en el puerto </w:t>
-      </w:r>
-      <w:r>
-        <w:rPr>
-          <w:b/>
-          <w:bCs/>
-        </w:rPr>
-        <w:t>443</w:t>
-      </w:r>
-      <w:r>
-        <w:t>.</w:t>
-      </w:r>
-    </w:p>
-    <w:p>
-      <w:pPr>
-        <w:numPr>
-          <w:ilvl w:val="0"/>
-          <w:numId w:val="1"/>
-        </w:numPr>
-      </w:pPr>
-      <w:r>
-        <w:t>Configurar Apache para que utilice el certificado y la clave generados.</w:t>
-      </w:r>
-    </w:p>
-    <w:p>
-      <w:pPr>
-        <w:ind w:left="720"/>
-      </w:pPr>
-      <w:r>
-        <w:drawing>
-          <wp:inline distT="0" distB="0" distL="0" distR="0" wp14:anchorId="191DB919" wp14:editId="1C309B7B">
-            <wp:extent cx="5400040" cy="219075"/>
-            <wp:effectExtent l="0" t="0" r="0" b="9525"/>
-            <wp:docPr id="2" name="Imagen 2"/>
-            <wp:cNvGraphicFramePr>
-              <a:graphicFrameLocks xmlns:a="http://schemas.openxmlformats.org/drawingml/2006/main" noChangeAspect="1"/>
-            </wp:cNvGraphicFramePr>
-            <a:graphic xmlns:a="http://schemas.openxmlformats.org/drawingml/2006/main">
-              <a:graphicData uri="http://schemas.openxmlformats.org/drawingml/2006/picture">
-                <pic:pic xmlns:pic="http://schemas.openxmlformats.org/drawingml/2006/picture">
-                  <pic:nvPicPr>
-                    <pic:cNvPr id="1" name=""/>
-                    <pic:cNvPicPr/>
-                  </pic:nvPicPr>
-                  <pic:blipFill>
-                    <a:blip r:embed="rId6"/>
-                    <a:stretch>
-                      <a:fillRect/>
-                    </a:stretch>
-                  </pic:blipFill>
-                  <pic:spPr>
-                    <a:xfrm>
-                      <a:off x="0" y="0"/>
-                      <a:ext cx="5400040" cy="219075"/>
-                    </a:xfrm>
-                    <a:prstGeom prst="rect">
-                      <a:avLst/>
-                    </a:prstGeom>
-                  </pic:spPr>
-                </pic:pic>
-              </a:graphicData>
-            </a:graphic>
-          </wp:inline>
-        </w:drawing>
-      </w:r>
-    </w:p>
-    <w:p>
-      <w:pPr>
-        <w:ind w:left="720"/>
-      </w:pPr>
-      <w:r>
-        <w:drawing>
-          <wp:inline distT="0" distB="0" distL="0" distR="0" wp14:anchorId="659AD856" wp14:editId="19CD50D9">
-            <wp:extent cx="5400040" cy="2466340"/>
-            <wp:effectExtent l="0" t="0" r="0" b="0"/>
-            <wp:docPr id="3" name="Imagen 3"/>
             <wp:cNvGraphicFramePr>
               <a:graphicFrameLocks xmlns:a="http://schemas.openxmlformats.org/drawingml/2006/main" noChangeAspect="1"/>
             </wp:cNvGraphicFramePr>
@@ -352,7 +98,7 @@
                   <pic:spPr>
                     <a:xfrm>
                       <a:off x="0" y="0"/>
-                      <a:ext cx="5400040" cy="2466340"/>
+                      <a:ext cx="5400040" cy="3216275"/>
                     </a:xfrm>
                     <a:prstGeom prst="rect">
                       <a:avLst/>
@@ -367,27 +113,190 @@
     </w:p>
     <w:p>
       <w:pPr>
+        <w:numPr>
+          <w:ilvl w:val="0"/>
+          <w:numId w:val="1"/>
+        </w:numPr>
+      </w:pPr>
+      <w:r>
+        <w:t>Guardar la clave privada y el certificado en las rutas adecuadas del sistema.</w:t>
+      </w:r>
+    </w:p>
+    <w:p>
+      <w:pPr>
+        <w:pStyle w:val="NormalWeb"/>
+        <w:ind w:firstLine="708"/>
+        <w:rPr>
+          <w:rFonts w:hAnsi="Symbol"/>
+        </w:rPr>
+      </w:pPr>
+      <w:proofErr w:type="spellStart"/>
+      <w:r>
+        <w:rPr>
+          <w:rFonts w:hAnsi="Symbol"/>
+        </w:rPr>
+        <w:t>Meti</w:t>
+      </w:r>
+      <w:proofErr w:type="spellEnd"/>
+      <w:r>
+        <w:rPr>
+          <w:rFonts w:hAnsi="Symbol"/>
+        </w:rPr>
+        <w:t xml:space="preserve"> la clave privada en /</w:t>
+      </w:r>
+      <w:proofErr w:type="spellStart"/>
+      <w:r>
+        <w:rPr>
+          <w:rFonts w:hAnsi="Symbol"/>
+        </w:rPr>
+        <w:t>etc</w:t>
+      </w:r>
+      <w:proofErr w:type="spellEnd"/>
+      <w:r>
+        <w:rPr>
+          <w:rFonts w:hAnsi="Symbol"/>
+        </w:rPr>
+        <w:t>/</w:t>
+      </w:r>
+      <w:proofErr w:type="spellStart"/>
+      <w:r>
+        <w:rPr>
+          <w:rFonts w:hAnsi="Symbol"/>
+        </w:rPr>
+        <w:t>ssl</w:t>
+      </w:r>
+      <w:proofErr w:type="spellEnd"/>
+      <w:r>
+        <w:rPr>
+          <w:rFonts w:hAnsi="Symbol"/>
+        </w:rPr>
+        <w:t>/</w:t>
+      </w:r>
+      <w:proofErr w:type="spellStart"/>
+      <w:r>
+        <w:rPr>
+          <w:rFonts w:hAnsi="Symbol"/>
+        </w:rPr>
+        <w:t>private</w:t>
+      </w:r>
+      <w:proofErr w:type="spellEnd"/>
+      <w:r>
+        <w:rPr>
+          <w:rFonts w:hAnsi="Symbol"/>
+        </w:rPr>
+        <w:t>/</w:t>
+      </w:r>
+      <w:proofErr w:type="spellStart"/>
+      <w:r>
+        <w:rPr>
+          <w:rFonts w:hAnsi="Symbol"/>
+        </w:rPr>
+        <w:t>mi_sitio.key</w:t>
+      </w:r>
+      <w:proofErr w:type="spellEnd"/>
+    </w:p>
+    <w:p>
+      <w:pPr>
+        <w:pStyle w:val="NormalWeb"/>
         <w:ind w:left="720"/>
       </w:pPr>
+      <w:proofErr w:type="spellStart"/>
+      <w:r>
+        <w:t>Meti</w:t>
+      </w:r>
+      <w:proofErr w:type="spellEnd"/>
+      <w:r>
+        <w:t xml:space="preserve"> el certificado en /</w:t>
+      </w:r>
+      <w:proofErr w:type="spellStart"/>
+      <w:r>
+        <w:t>etc</w:t>
+      </w:r>
+      <w:proofErr w:type="spellEnd"/>
+      <w:r>
+        <w:t>/</w:t>
+      </w:r>
+      <w:proofErr w:type="spellStart"/>
+      <w:r>
+        <w:t>ssl</w:t>
+      </w:r>
+      <w:proofErr w:type="spellEnd"/>
+      <w:r>
+        <w:t>/</w:t>
+      </w:r>
+      <w:proofErr w:type="spellStart"/>
+      <w:r>
+        <w:t>certs</w:t>
+      </w:r>
+      <w:proofErr w:type="spellEnd"/>
+      <w:r>
+        <w:t>/mi_sitio.crt</w:t>
+      </w:r>
+    </w:p>
+    <w:p>
+      <w:pPr>
+        <w:numPr>
+          <w:ilvl w:val="0"/>
+          <w:numId w:val="1"/>
+        </w:numPr>
+      </w:pPr>
+      <w:r>
+        <w:t>Crear o modificar un </w:t>
+      </w:r>
+      <w:proofErr w:type="spellStart"/>
+      <w:r>
+        <w:rPr>
+          <w:b/>
+          <w:bCs/>
+        </w:rPr>
+        <w:t>VirtualHost</w:t>
+      </w:r>
+      <w:proofErr w:type="spellEnd"/>
+      <w:r>
+        <w:rPr>
+          <w:b/>
+          <w:bCs/>
+        </w:rPr>
+        <w:t xml:space="preserve"> en Apache</w:t>
+      </w:r>
+      <w:r>
+        <w:t> que escuche en el puerto </w:t>
+      </w:r>
+      <w:r>
+        <w:rPr>
+          <w:b/>
+          <w:bCs/>
+        </w:rPr>
+        <w:t>443</w:t>
+      </w:r>
+      <w:r>
+        <w:t>.</w:t>
+      </w:r>
+    </w:p>
+    <w:p>
+      <w:pPr>
+        <w:numPr>
+          <w:ilvl w:val="0"/>
+          <w:numId w:val="1"/>
+        </w:numPr>
+      </w:pPr>
+      <w:r>
+        <w:t>Configurar Apache para que utilice el certificado y la clave generados.</w:t>
+      </w:r>
     </w:p>
     <w:p>
       <w:pPr>
         <w:ind w:left="720"/>
       </w:pPr>
-    </w:p>
-    <w:p>
-      <w:pPr>
-        <w:ind w:left="720"/>
-      </w:pPr>
-      <w:r>
-        <w:t>Luego de editar el archivo activo el sitio y reinicio el servicio</w:t>
-      </w:r>
-      <w:r>
+      <w:r>
+        <w:rPr>
+          <w:noProof/>
+        </w:rPr>
         <w:drawing>
-          <wp:inline distT="0" distB="0" distL="0" distR="0" wp14:anchorId="32920A5B" wp14:editId="0AFE060F">
-            <wp:extent cx="5400040" cy="1082040"/>
-            <wp:effectExtent l="0" t="0" r="0" b="3810"/>
-            <wp:docPr id="4" name="Imagen 4"/>
+          <wp:inline distT="0" distB="0" distL="0" distR="0" wp14:anchorId="191DB919" wp14:editId="1C309B7B">
+            <wp:extent cx="5400040" cy="219075"/>
+            <wp:effectExtent l="0" t="0" r="0" b="9525"/>
+            <wp:docPr id="2" name="Imagen 2"/>
             <wp:cNvGraphicFramePr>
               <a:graphicFrameLocks xmlns:a="http://schemas.openxmlformats.org/drawingml/2006/main" noChangeAspect="1"/>
             </wp:cNvGraphicFramePr>
@@ -407,7 +316,7 @@
                   <pic:spPr>
                     <a:xfrm>
                       <a:off x="0" y="0"/>
-                      <a:ext cx="5400040" cy="1082040"/>
+                      <a:ext cx="5400040" cy="219075"/>
                     </a:xfrm>
                     <a:prstGeom prst="rect">
                       <a:avLst/>
@@ -425,11 +334,14 @@
         <w:ind w:left="720"/>
       </w:pPr>
       <w:r>
+        <w:rPr>
+          <w:noProof/>
+        </w:rPr>
         <w:drawing>
-          <wp:inline distT="0" distB="0" distL="0" distR="0" wp14:anchorId="4EFFC040" wp14:editId="3AF50A57">
-            <wp:extent cx="5400040" cy="698500"/>
-            <wp:effectExtent l="0" t="0" r="0" b="6350"/>
-            <wp:docPr id="5" name="Imagen 5"/>
+          <wp:inline distT="0" distB="0" distL="0" distR="0" wp14:anchorId="659AD856" wp14:editId="19CD50D9">
+            <wp:extent cx="5400040" cy="2466340"/>
+            <wp:effectExtent l="0" t="0" r="0" b="0"/>
+            <wp:docPr id="3" name="Imagen 3"/>
             <wp:cNvGraphicFramePr>
               <a:graphicFrameLocks xmlns:a="http://schemas.openxmlformats.org/drawingml/2006/main" noChangeAspect="1"/>
             </wp:cNvGraphicFramePr>
@@ -449,7 +361,7 @@
                   <pic:spPr>
                     <a:xfrm>
                       <a:off x="0" y="0"/>
-                      <a:ext cx="5400040" cy="698500"/>
+                      <a:ext cx="5400040" cy="2466340"/>
                     </a:xfrm>
                     <a:prstGeom prst="rect">
                       <a:avLst/>
@@ -464,35 +376,30 @@
     </w:p>
     <w:p>
       <w:pPr>
-        <w:numPr>
-          <w:ilvl w:val="0"/>
-          <w:numId w:val="1"/>
-        </w:numPr>
-      </w:pPr>
-      <w:r>
-        <w:t>Comprobar el acceso al sitio mediante </w:t>
-      </w:r>
-      <w:r>
-        <w:rPr>
-          <w:b/>
-          <w:bCs/>
-        </w:rPr>
-        <w:t>HTTPS</w:t>
-      </w:r>
-      <w:r>
-        <w:t> desde un navegador web o desde la línea de comandos.</w:t>
-      </w:r>
-    </w:p>
-    <w:p>
-      <w:pPr>
         <w:ind w:left="720"/>
       </w:pPr>
-      <w:r>
+    </w:p>
+    <w:p>
+      <w:pPr>
+        <w:ind w:left="720"/>
+      </w:pPr>
+    </w:p>
+    <w:p>
+      <w:pPr>
+        <w:ind w:left="720"/>
+      </w:pPr>
+      <w:r>
+        <w:t>Luego de editar el archivo activo el sitio y reinicio el servicio</w:t>
+      </w:r>
+      <w:r>
+        <w:rPr>
+          <w:noProof/>
+        </w:rPr>
         <w:drawing>
-          <wp:inline distT="0" distB="0" distL="0" distR="0" wp14:anchorId="35E1E3C0" wp14:editId="4120145E">
-            <wp:extent cx="5400040" cy="3831590"/>
-            <wp:effectExtent l="0" t="0" r="0" b="0"/>
-            <wp:docPr id="6" name="Imagen 6"/>
+          <wp:inline distT="0" distB="0" distL="0" distR="0" wp14:anchorId="32920A5B" wp14:editId="0AFE060F">
+            <wp:extent cx="5400040" cy="1082040"/>
+            <wp:effectExtent l="0" t="0" r="0" b="3810"/>
+            <wp:docPr id="4" name="Imagen 4"/>
             <wp:cNvGraphicFramePr>
               <a:graphicFrameLocks xmlns:a="http://schemas.openxmlformats.org/drawingml/2006/main" noChangeAspect="1"/>
             </wp:cNvGraphicFramePr>
@@ -512,7 +419,7 @@
                   <pic:spPr>
                     <a:xfrm>
                       <a:off x="0" y="0"/>
-                      <a:ext cx="5400040" cy="3831590"/>
+                      <a:ext cx="5400040" cy="1082040"/>
                     </a:xfrm>
                     <a:prstGeom prst="rect">
                       <a:avLst/>
@@ -527,34 +434,17 @@
     </w:p>
     <w:p>
       <w:pPr>
-        <w:numPr>
-          <w:ilvl w:val="0"/>
-          <w:numId w:val="1"/>
-        </w:numPr>
-      </w:pPr>
-      <w:r>
-        <w:t>Identificar y justificar la advertencia de seguridad mostrada por el navegador.</w:t>
-      </w:r>
-    </w:p>
-    <w:p>
-      <w:pPr>
         <w:ind w:left="720"/>
       </w:pPr>
       <w:r>
-        <w:t>Sale por seguridad ya que el certificado para entrar no es oficial</w:t>
-      </w:r>
-    </w:p>
-    <w:p>
-      <w:pPr>
-        <w:ind w:left="720"/>
-      </w:pPr>
-      <w:r>
-        <w:lastRenderedPageBreak/>
+        <w:rPr>
+          <w:noProof/>
+        </w:rPr>
         <w:drawing>
-          <wp:inline distT="0" distB="0" distL="0" distR="0" wp14:anchorId="7BF94EDA" wp14:editId="0E32A08B">
-            <wp:extent cx="5400040" cy="4540885"/>
-            <wp:effectExtent l="0" t="0" r="0" b="0"/>
-            <wp:docPr id="7" name="Imagen 7"/>
+          <wp:inline distT="0" distB="0" distL="0" distR="0" wp14:anchorId="4EFFC040" wp14:editId="3AF50A57">
+            <wp:extent cx="5400040" cy="698500"/>
+            <wp:effectExtent l="0" t="0" r="0" b="6350"/>
+            <wp:docPr id="5" name="Imagen 5"/>
             <wp:cNvGraphicFramePr>
               <a:graphicFrameLocks xmlns:a="http://schemas.openxmlformats.org/drawingml/2006/main" noChangeAspect="1"/>
             </wp:cNvGraphicFramePr>
@@ -574,6 +464,137 @@
                   <pic:spPr>
                     <a:xfrm>
                       <a:off x="0" y="0"/>
+                      <a:ext cx="5400040" cy="698500"/>
+                    </a:xfrm>
+                    <a:prstGeom prst="rect">
+                      <a:avLst/>
+                    </a:prstGeom>
+                  </pic:spPr>
+                </pic:pic>
+              </a:graphicData>
+            </a:graphic>
+          </wp:inline>
+        </w:drawing>
+      </w:r>
+    </w:p>
+    <w:p>
+      <w:pPr>
+        <w:numPr>
+          <w:ilvl w:val="0"/>
+          <w:numId w:val="1"/>
+        </w:numPr>
+      </w:pPr>
+      <w:r>
+        <w:t>Comprobar el acceso al sitio mediante </w:t>
+      </w:r>
+      <w:r>
+        <w:rPr>
+          <w:b/>
+          <w:bCs/>
+        </w:rPr>
+        <w:t>HTTPS</w:t>
+      </w:r>
+      <w:r>
+        <w:t> desde un navegador web o desde la línea de comandos.</w:t>
+      </w:r>
+    </w:p>
+    <w:p>
+      <w:pPr>
+        <w:ind w:left="720"/>
+      </w:pPr>
+      <w:r>
+        <w:rPr>
+          <w:noProof/>
+        </w:rPr>
+        <w:drawing>
+          <wp:inline distT="0" distB="0" distL="0" distR="0" wp14:anchorId="35E1E3C0" wp14:editId="4120145E">
+            <wp:extent cx="5400040" cy="3831590"/>
+            <wp:effectExtent l="0" t="0" r="0" b="0"/>
+            <wp:docPr id="6" name="Imagen 6"/>
+            <wp:cNvGraphicFramePr>
+              <a:graphicFrameLocks xmlns:a="http://schemas.openxmlformats.org/drawingml/2006/main" noChangeAspect="1"/>
+            </wp:cNvGraphicFramePr>
+            <a:graphic xmlns:a="http://schemas.openxmlformats.org/drawingml/2006/main">
+              <a:graphicData uri="http://schemas.openxmlformats.org/drawingml/2006/picture">
+                <pic:pic xmlns:pic="http://schemas.openxmlformats.org/drawingml/2006/picture">
+                  <pic:nvPicPr>
+                    <pic:cNvPr id="1" name=""/>
+                    <pic:cNvPicPr/>
+                  </pic:nvPicPr>
+                  <pic:blipFill>
+                    <a:blip r:embed="rId12"/>
+                    <a:stretch>
+                      <a:fillRect/>
+                    </a:stretch>
+                  </pic:blipFill>
+                  <pic:spPr>
+                    <a:xfrm>
+                      <a:off x="0" y="0"/>
+                      <a:ext cx="5400040" cy="3831590"/>
+                    </a:xfrm>
+                    <a:prstGeom prst="rect">
+                      <a:avLst/>
+                    </a:prstGeom>
+                  </pic:spPr>
+                </pic:pic>
+              </a:graphicData>
+            </a:graphic>
+          </wp:inline>
+        </w:drawing>
+      </w:r>
+    </w:p>
+    <w:p>
+      <w:pPr>
+        <w:numPr>
+          <w:ilvl w:val="0"/>
+          <w:numId w:val="1"/>
+        </w:numPr>
+      </w:pPr>
+      <w:r>
+        <w:t>Identificar y justificar la advertencia de seguridad mostrada por el navegador.</w:t>
+      </w:r>
+    </w:p>
+    <w:p>
+      <w:pPr>
+        <w:ind w:left="720"/>
+      </w:pPr>
+      <w:r>
+        <w:t>Sale por seguridad ya que el certificado para entrar no es oficial</w:t>
+      </w:r>
+    </w:p>
+    <w:p>
+      <w:pPr>
+        <w:ind w:left="720"/>
+      </w:pPr>
+      <w:r>
+        <w:rPr>
+          <w:noProof/>
+        </w:rPr>
+        <w:lastRenderedPageBreak/>
+        <w:drawing>
+          <wp:inline distT="0" distB="0" distL="0" distR="0" wp14:anchorId="7BF94EDA" wp14:editId="0E32A08B">
+            <wp:extent cx="5400040" cy="4540885"/>
+            <wp:effectExtent l="0" t="0" r="0" b="0"/>
+            <wp:docPr id="7" name="Imagen 7"/>
+            <wp:cNvGraphicFramePr>
+              <a:graphicFrameLocks xmlns:a="http://schemas.openxmlformats.org/drawingml/2006/main" noChangeAspect="1"/>
+            </wp:cNvGraphicFramePr>
+            <a:graphic xmlns:a="http://schemas.openxmlformats.org/drawingml/2006/main">
+              <a:graphicData uri="http://schemas.openxmlformats.org/drawingml/2006/picture">
+                <pic:pic xmlns:pic="http://schemas.openxmlformats.org/drawingml/2006/picture">
+                  <pic:nvPicPr>
+                    <pic:cNvPr id="1" name=""/>
+                    <pic:cNvPicPr/>
+                  </pic:nvPicPr>
+                  <pic:blipFill>
+                    <a:blip r:embed="rId13"/>
+                    <a:stretch>
+                      <a:fillRect/>
+                    </a:stretch>
+                  </pic:blipFill>
+                  <pic:spPr>
+                    <a:xfrm>
+                      <a:off x="0" y="0"/>
                       <a:ext cx="5400040" cy="4540885"/>
                     </a:xfrm>
                     <a:prstGeom prst="rect">
@@ -617,12 +638,105 @@
     </w:p>
     <w:p>
       <w:pPr>
+        <w:ind w:left="720"/>
+      </w:pPr>
+      <w:r>
+        <w:rPr>
+          <w:noProof/>
+        </w:rPr>
+        <w:drawing>
+          <wp:inline distT="0" distB="0" distL="0" distR="0" wp14:anchorId="2C490B2E" wp14:editId="2FD24575">
+            <wp:extent cx="5400040" cy="2433955"/>
+            <wp:effectExtent l="0" t="0" r="0" b="4445"/>
+            <wp:docPr id="8" name="Imagen 8"/>
+            <wp:cNvGraphicFramePr>
+              <a:graphicFrameLocks xmlns:a="http://schemas.openxmlformats.org/drawingml/2006/main" noChangeAspect="1"/>
+            </wp:cNvGraphicFramePr>
+            <a:graphic xmlns:a="http://schemas.openxmlformats.org/drawingml/2006/main">
+              <a:graphicData uri="http://schemas.openxmlformats.org/drawingml/2006/picture">
+                <pic:pic xmlns:pic="http://schemas.openxmlformats.org/drawingml/2006/picture">
+                  <pic:nvPicPr>
+                    <pic:cNvPr id="1" name=""/>
+                    <pic:cNvPicPr/>
+                  </pic:nvPicPr>
+                  <pic:blipFill>
+                    <a:blip r:embed="rId14"/>
+                    <a:stretch>
+                      <a:fillRect/>
+                    </a:stretch>
+                  </pic:blipFill>
+                  <pic:spPr>
+                    <a:xfrm>
+                      <a:off x="0" y="0"/>
+                      <a:ext cx="5400040" cy="2433955"/>
+                    </a:xfrm>
+                    <a:prstGeom prst="rect">
+                      <a:avLst/>
+                    </a:prstGeom>
+                  </pic:spPr>
+                </pic:pic>
+              </a:graphicData>
+            </a:graphic>
+          </wp:inline>
+        </w:drawing>
+      </w:r>
+    </w:p>
+    <w:p>
+      <w:pPr>
+        <w:ind w:left="720"/>
+      </w:pPr>
+      <w:r>
+        <w:t xml:space="preserve">La directiva por defecto de </w:t>
+      </w:r>
+      <w:proofErr w:type="spellStart"/>
+      <w:r>
+        <w:t>DocumentRoot</w:t>
+      </w:r>
+      <w:proofErr w:type="spellEnd"/>
+      <w:r>
+        <w:t xml:space="preserve"> es:</w:t>
+      </w:r>
+    </w:p>
+    <w:p>
+      <w:pPr>
+        <w:ind w:left="720"/>
+      </w:pPr>
+      <w:proofErr w:type="spellStart"/>
+      <w:r>
+        <w:t>DocumentRoot</w:t>
+      </w:r>
+      <w:proofErr w:type="spellEnd"/>
+      <w:r>
+        <w:t xml:space="preserve"> /</w:t>
+      </w:r>
+      <w:proofErr w:type="spellStart"/>
+      <w:r>
+        <w:t>var</w:t>
+      </w:r>
+      <w:proofErr w:type="spellEnd"/>
+      <w:r>
+        <w:t>/www/</w:t>
+      </w:r>
+      <w:proofErr w:type="spellStart"/>
+      <w:r>
+        <w:t>html</w:t>
+      </w:r>
+      <w:proofErr w:type="spellEnd"/>
+    </w:p>
+    <w:p>
+      <w:r>
+        <w:br w:type="page"/>
+      </w:r>
+    </w:p>
+    <w:p>
+      <w:pPr>
         <w:numPr>
           <w:ilvl w:val="0"/>
           <w:numId w:val="2"/>
         </w:numPr>
       </w:pPr>
       <w:r>
+        <w:lastRenderedPageBreak/>
         <w:t>Crear un nuevo directorio que se utilizará como </w:t>
       </w:r>
       <w:r>
@@ -650,6 +764,51 @@
       <w:proofErr w:type="spellEnd"/>
       <w:r>
         <w:t>.</w:t>
+      </w:r>
+    </w:p>
+    <w:p>
+      <w:pPr>
+        <w:ind w:left="720"/>
+      </w:pPr>
+      <w:r>
+        <w:rPr>
+          <w:noProof/>
+        </w:rPr>
+        <w:drawing>
+          <wp:inline distT="0" distB="0" distL="0" distR="0" wp14:anchorId="73184D7C" wp14:editId="3AD92BDB">
+            <wp:extent cx="5400040" cy="424815"/>
+            <wp:effectExtent l="0" t="0" r="0" b="0"/>
+            <wp:docPr id="9" name="Imagen 9"/>
+            <wp:cNvGraphicFramePr>
+              <a:graphicFrameLocks xmlns:a="http://schemas.openxmlformats.org/drawingml/2006/main" noChangeAspect="1"/>
+            </wp:cNvGraphicFramePr>
+            <a:graphic xmlns:a="http://schemas.openxmlformats.org/drawingml/2006/main">
+              <a:graphicData uri="http://schemas.openxmlformats.org/drawingml/2006/picture">
+                <pic:pic xmlns:pic="http://schemas.openxmlformats.org/drawingml/2006/picture">
+                  <pic:nvPicPr>
+                    <pic:cNvPr id="1" name=""/>
+                    <pic:cNvPicPr/>
+                  </pic:nvPicPr>
+                  <pic:blipFill>
+                    <a:blip r:embed="rId15"/>
+                    <a:stretch>
+                      <a:fillRect/>
+                    </a:stretch>
+                  </pic:blipFill>
+                  <pic:spPr>
+                    <a:xfrm>
+                      <a:off x="0" y="0"/>
+                      <a:ext cx="5400040" cy="424815"/>
+                    </a:xfrm>
+                    <a:prstGeom prst="rect">
+                      <a:avLst/>
+                    </a:prstGeom>
+                  </pic:spPr>
+                </pic:pic>
+              </a:graphicData>
+            </a:graphic>
+          </wp:inline>
+        </w:drawing>
       </w:r>
     </w:p>
     <w:p>
@@ -673,6 +832,74 @@
     </w:p>
     <w:p>
       <w:pPr>
+        <w:ind w:left="720"/>
+      </w:pPr>
+      <w:r>
+        <w:rPr>
+          <w:noProof/>
+        </w:rPr>
+        <w:drawing>
+          <wp:inline distT="0" distB="0" distL="0" distR="0" wp14:anchorId="1AC3C817" wp14:editId="38A33045">
+            <wp:extent cx="5400040" cy="1162050"/>
+            <wp:effectExtent l="0" t="0" r="0" b="0"/>
+            <wp:docPr id="10" name="Imagen 10"/>
+            <wp:cNvGraphicFramePr>
+              <a:graphicFrameLocks xmlns:a="http://schemas.openxmlformats.org/drawingml/2006/main" noChangeAspect="1"/>
+            </wp:cNvGraphicFramePr>
+            <a:graphic xmlns:a="http://schemas.openxmlformats.org/drawingml/2006/main">
+              <a:graphicData uri="http://schemas.openxmlformats.org/drawingml/2006/picture">
+                <pic:pic xmlns:pic="http://schemas.openxmlformats.org/drawingml/2006/picture">
+                  <pic:nvPicPr>
+                    <pic:cNvPr id="1" name=""/>
+                    <pic:cNvPicPr/>
+                  </pic:nvPicPr>
+                  <pic:blipFill rotWithShape="1">
+                    <a:blip r:embed="rId16"/>
+                    <a:srcRect b="56870"/>
+                    <a:stretch/>
+                  </pic:blipFill>
+                  <pic:spPr bwMode="auto">
+                    <a:xfrm>
+                      <a:off x="0" y="0"/>
+                      <a:ext cx="5400040" cy="1162050"/>
+                    </a:xfrm>
+                    <a:prstGeom prst="rect">
+                      <a:avLst/>
+                    </a:prstGeom>
+                    <a:ln>
+                      <a:noFill/>
+                    </a:ln>
+                    <a:extLst>
+                      <a:ext uri="{53640926-AAD7-44D8-BBD7-CCE9431645EC}">
+                        <a14:shadowObscured xmlns:a14="http://schemas.microsoft.com/office/drawing/2010/main"/>
+                      </a:ext>
+                    </a:extLst>
+                  </pic:spPr>
+                </pic:pic>
+              </a:graphicData>
+            </a:graphic>
+          </wp:inline>
+        </w:drawing>
+      </w:r>
+    </w:p>
+    <w:p>
+      <w:pPr>
+        <w:ind w:left="720"/>
+      </w:pPr>
+      <w:r>
+        <w:t xml:space="preserve">Para modificar la configuración tendrías que cambiar la ruta en la línea del </w:t>
+      </w:r>
+      <w:proofErr w:type="spellStart"/>
+      <w:r>
+        <w:t>documentRoot</w:t>
+      </w:r>
+      <w:proofErr w:type="spellEnd"/>
+      <w:r>
+        <w:t xml:space="preserve"> por la ruta de nuestro nuevo directorio</w:t>
+      </w:r>
+    </w:p>
+    <w:p>
+      <w:pPr>
         <w:numPr>
           <w:ilvl w:val="0"/>
           <w:numId w:val="2"/>
@@ -700,6 +927,51 @@
     </w:p>
     <w:p>
       <w:pPr>
+        <w:ind w:left="720"/>
+      </w:pPr>
+      <w:r>
+        <w:rPr>
+          <w:noProof/>
+        </w:rPr>
+        <w:drawing>
+          <wp:inline distT="0" distB="0" distL="0" distR="0" wp14:anchorId="4A1C2F12" wp14:editId="0976D120">
+            <wp:extent cx="5400040" cy="1579245"/>
+            <wp:effectExtent l="0" t="0" r="0" b="1905"/>
+            <wp:docPr id="11" name="Imagen 11"/>
+            <wp:cNvGraphicFramePr>
+              <a:graphicFrameLocks xmlns:a="http://schemas.openxmlformats.org/drawingml/2006/main" noChangeAspect="1"/>
+            </wp:cNvGraphicFramePr>
+            <a:graphic xmlns:a="http://schemas.openxmlformats.org/drawingml/2006/main">
+              <a:graphicData uri="http://schemas.openxmlformats.org/drawingml/2006/picture">
+                <pic:pic xmlns:pic="http://schemas.openxmlformats.org/drawingml/2006/picture">
+                  <pic:nvPicPr>
+                    <pic:cNvPr id="1" name=""/>
+                    <pic:cNvPicPr/>
+                  </pic:nvPicPr>
+                  <pic:blipFill>
+                    <a:blip r:embed="rId17"/>
+                    <a:stretch>
+                      <a:fillRect/>
+                    </a:stretch>
+                  </pic:blipFill>
+                  <pic:spPr>
+                    <a:xfrm>
+                      <a:off x="0" y="0"/>
+                      <a:ext cx="5400040" cy="1579245"/>
+                    </a:xfrm>
+                    <a:prstGeom prst="rect">
+                      <a:avLst/>
+                    </a:prstGeom>
+                  </pic:spPr>
+                </pic:pic>
+              </a:graphicData>
+            </a:graphic>
+          </wp:inline>
+        </w:drawing>
+      </w:r>
+    </w:p>
+    <w:p>
+      <w:pPr>
         <w:numPr>
           <w:ilvl w:val="0"/>
           <w:numId w:val="2"/>
@@ -711,6 +983,51 @@
     </w:p>
     <w:p>
       <w:pPr>
+        <w:ind w:left="720"/>
+      </w:pPr>
+      <w:r>
+        <w:rPr>
+          <w:noProof/>
+        </w:rPr>
+        <w:drawing>
+          <wp:inline distT="0" distB="0" distL="0" distR="0" wp14:anchorId="795A15D4" wp14:editId="1004683F">
+            <wp:extent cx="5391902" cy="447737"/>
+            <wp:effectExtent l="0" t="0" r="0" b="9525"/>
+            <wp:docPr id="12" name="Imagen 12"/>
+            <wp:cNvGraphicFramePr>
+              <a:graphicFrameLocks xmlns:a="http://schemas.openxmlformats.org/drawingml/2006/main" noChangeAspect="1"/>
+            </wp:cNvGraphicFramePr>
+            <a:graphic xmlns:a="http://schemas.openxmlformats.org/drawingml/2006/main">
+              <a:graphicData uri="http://schemas.openxmlformats.org/drawingml/2006/picture">
+                <pic:pic xmlns:pic="http://schemas.openxmlformats.org/drawingml/2006/picture">
+                  <pic:nvPicPr>
+                    <pic:cNvPr id="1" name=""/>
+                    <pic:cNvPicPr/>
+                  </pic:nvPicPr>
+                  <pic:blipFill>
+                    <a:blip r:embed="rId18"/>
+                    <a:stretch>
+                      <a:fillRect/>
+                    </a:stretch>
+                  </pic:blipFill>
+                  <pic:spPr>
+                    <a:xfrm>
+                      <a:off x="0" y="0"/>
+                      <a:ext cx="5391902" cy="447737"/>
+                    </a:xfrm>
+                    <a:prstGeom prst="rect">
+                      <a:avLst/>
+                    </a:prstGeom>
+                  </pic:spPr>
+                </pic:pic>
+              </a:graphicData>
+            </a:graphic>
+          </wp:inline>
+        </w:drawing>
+      </w:r>
+    </w:p>
+    <w:p>
+      <w:pPr>
         <w:numPr>
           <w:ilvl w:val="0"/>
           <w:numId w:val="2"/>
@@ -722,6 +1039,105 @@
     </w:p>
     <w:p>
       <w:pPr>
+        <w:ind w:left="720"/>
+      </w:pPr>
+      <w:r>
+        <w:rPr>
+          <w:noProof/>
+        </w:rPr>
+        <w:lastRenderedPageBreak/>
+        <w:drawing>
+          <wp:inline distT="0" distB="0" distL="0" distR="0" wp14:anchorId="5A054706" wp14:editId="49AD1DEC">
+            <wp:extent cx="5400040" cy="3012440"/>
+            <wp:effectExtent l="0" t="0" r="0" b="0"/>
+            <wp:docPr id="13" name="Imagen 13"/>
+            <wp:cNvGraphicFramePr>
+              <a:graphicFrameLocks xmlns:a="http://schemas.openxmlformats.org/drawingml/2006/main" noChangeAspect="1"/>
+            </wp:cNvGraphicFramePr>
+            <a:graphic xmlns:a="http://schemas.openxmlformats.org/drawingml/2006/main">
+              <a:graphicData uri="http://schemas.openxmlformats.org/drawingml/2006/picture">
+                <pic:pic xmlns:pic="http://schemas.openxmlformats.org/drawingml/2006/picture">
+                  <pic:nvPicPr>
+                    <pic:cNvPr id="1" name=""/>
+                    <pic:cNvPicPr/>
+                  </pic:nvPicPr>
+                  <pic:blipFill>
+                    <a:blip r:embed="rId19"/>
+                    <a:stretch>
+                      <a:fillRect/>
+                    </a:stretch>
+                  </pic:blipFill>
+                  <pic:spPr>
+                    <a:xfrm>
+                      <a:off x="0" y="0"/>
+                      <a:ext cx="5400040" cy="3012440"/>
+                    </a:xfrm>
+                    <a:prstGeom prst="rect">
+                      <a:avLst/>
+                    </a:prstGeom>
+                  </pic:spPr>
+                </pic:pic>
+              </a:graphicData>
+            </a:graphic>
+          </wp:inline>
+        </w:drawing>
+      </w:r>
+    </w:p>
+    <w:p>
+      <w:pPr>
+        <w:ind w:left="720"/>
+      </w:pPr>
+      <w:r>
+        <w:t>Si salen las advertencias hacer lo siguiente</w:t>
+      </w:r>
+    </w:p>
+    <w:p>
+      <w:pPr>
+        <w:ind w:left="720"/>
+      </w:pPr>
+      <w:r>
+        <w:rPr>
+          <w:noProof/>
+        </w:rPr>
+        <w:drawing>
+          <wp:inline distT="0" distB="0" distL="0" distR="0" wp14:anchorId="7808B448" wp14:editId="2C612CA0">
+            <wp:extent cx="5400040" cy="2825750"/>
+            <wp:effectExtent l="0" t="0" r="0" b="0"/>
+            <wp:docPr id="14" name="Imagen 14"/>
+            <wp:cNvGraphicFramePr>
+              <a:graphicFrameLocks xmlns:a="http://schemas.openxmlformats.org/drawingml/2006/main" noChangeAspect="1"/>
+            </wp:cNvGraphicFramePr>
+            <a:graphic xmlns:a="http://schemas.openxmlformats.org/drawingml/2006/main">
+              <a:graphicData uri="http://schemas.openxmlformats.org/drawingml/2006/picture">
+                <pic:pic xmlns:pic="http://schemas.openxmlformats.org/drawingml/2006/picture">
+                  <pic:nvPicPr>
+                    <pic:cNvPr id="1" name=""/>
+                    <pic:cNvPicPr/>
+                  </pic:nvPicPr>
+                  <pic:blipFill>
+                    <a:blip r:embed="rId20"/>
+                    <a:stretch>
+                      <a:fillRect/>
+                    </a:stretch>
+                  </pic:blipFill>
+                  <pic:spPr>
+                    <a:xfrm>
+                      <a:off x="0" y="0"/>
+                      <a:ext cx="5400040" cy="2825750"/>
+                    </a:xfrm>
+                    <a:prstGeom prst="rect">
+                      <a:avLst/>
+                    </a:prstGeom>
+                  </pic:spPr>
+                </pic:pic>
+              </a:graphicData>
+            </a:graphic>
+          </wp:inline>
+        </w:drawing>
+      </w:r>
+    </w:p>
+    <w:p>
+      <w:pPr>
         <w:numPr>
           <w:ilvl w:val="0"/>
           <w:numId w:val="2"/>
@@ -741,6 +1157,51 @@
     </w:p>
     <w:p>
       <w:pPr>
+        <w:ind w:left="720"/>
+      </w:pPr>
+      <w:r>
+        <w:rPr>
+          <w:noProof/>
+        </w:rPr>
+        <w:drawing>
+          <wp:inline distT="0" distB="0" distL="0" distR="0" wp14:anchorId="030E2C46" wp14:editId="221CE094">
+            <wp:extent cx="5400040" cy="252095"/>
+            <wp:effectExtent l="0" t="0" r="0" b="0"/>
+            <wp:docPr id="15" name="Imagen 15"/>
+            <wp:cNvGraphicFramePr>
+              <a:graphicFrameLocks xmlns:a="http://schemas.openxmlformats.org/drawingml/2006/main" noChangeAspect="1"/>
+            </wp:cNvGraphicFramePr>
+            <a:graphic xmlns:a="http://schemas.openxmlformats.org/drawingml/2006/main">
+              <a:graphicData uri="http://schemas.openxmlformats.org/drawingml/2006/picture">
+                <pic:pic xmlns:pic="http://schemas.openxmlformats.org/drawingml/2006/picture">
+                  <pic:nvPicPr>
+                    <pic:cNvPr id="1" name=""/>
+                    <pic:cNvPicPr/>
+                  </pic:nvPicPr>
+                  <pic:blipFill>
+                    <a:blip r:embed="rId21"/>
+                    <a:stretch>
+                      <a:fillRect/>
+                    </a:stretch>
+                  </pic:blipFill>
+                  <pic:spPr>
+                    <a:xfrm>
+                      <a:off x="0" y="0"/>
+                      <a:ext cx="5400040" cy="252095"/>
+                    </a:xfrm>
+                    <a:prstGeom prst="rect">
+                      <a:avLst/>
+                    </a:prstGeom>
+                  </pic:spPr>
+                </pic:pic>
+              </a:graphicData>
+            </a:graphic>
+          </wp:inline>
+        </w:drawing>
+      </w:r>
+    </w:p>
+    <w:p>
+      <w:pPr>
         <w:numPr>
           <w:ilvl w:val="0"/>
           <w:numId w:val="2"/>
@@ -762,6 +1223,52 @@
       </w:r>
     </w:p>
     <w:p>
+      <w:pPr>
+        <w:ind w:left="720"/>
+      </w:pPr>
+      <w:r>
+        <w:rPr>
+          <w:noProof/>
+        </w:rPr>
+        <w:lastRenderedPageBreak/>
+        <w:drawing>
+          <wp:inline distT="0" distB="0" distL="0" distR="0" wp14:anchorId="3B2DD351" wp14:editId="6810A04B">
+            <wp:extent cx="5391902" cy="2105319"/>
+            <wp:effectExtent l="0" t="0" r="0" b="9525"/>
+            <wp:docPr id="16" name="Imagen 16"/>
+            <wp:cNvGraphicFramePr>
+              <a:graphicFrameLocks xmlns:a="http://schemas.openxmlformats.org/drawingml/2006/main" noChangeAspect="1"/>
+            </wp:cNvGraphicFramePr>
+            <a:graphic xmlns:a="http://schemas.openxmlformats.org/drawingml/2006/main">
+              <a:graphicData uri="http://schemas.openxmlformats.org/drawingml/2006/picture">
+                <pic:pic xmlns:pic="http://schemas.openxmlformats.org/drawingml/2006/picture">
+                  <pic:nvPicPr>
+                    <pic:cNvPr id="1" name=""/>
+                    <pic:cNvPicPr/>
+                  </pic:nvPicPr>
+                  <pic:blipFill>
+                    <a:blip r:embed="rId22"/>
+                    <a:stretch>
+                      <a:fillRect/>
+                    </a:stretch>
+                  </pic:blipFill>
+                  <pic:spPr>
+                    <a:xfrm>
+                      <a:off x="0" y="0"/>
+                      <a:ext cx="5391902" cy="2105319"/>
+                    </a:xfrm>
+                    <a:prstGeom prst="rect">
+                      <a:avLst/>
+                    </a:prstGeom>
+                  </pic:spPr>
+                </pic:pic>
+              </a:graphicData>
+            </a:graphic>
+          </wp:inline>
+        </w:drawing>
+      </w:r>
+    </w:p>
+    <w:p>
       <w:r>
         <w:rPr>
           <w:b/>
@@ -778,8 +1285,49 @@
         </w:numPr>
       </w:pPr>
       <w:r>
-        <w:lastRenderedPageBreak/>
         <w:t>Crear dos directorios distintos que actuarán como raíces de dos sitios web diferentes (por ejemplo, uno público y otro restringido).</w:t>
+      </w:r>
+    </w:p>
+    <w:p>
+      <w:pPr>
+        <w:ind w:left="720"/>
+      </w:pPr>
+      <w:r>
+        <w:drawing>
+          <wp:inline distT="0" distB="0" distL="0" distR="0" wp14:anchorId="01585C0D" wp14:editId="06A30D78">
+            <wp:extent cx="5400040" cy="819150"/>
+            <wp:effectExtent l="0" t="0" r="0" b="0"/>
+            <wp:docPr id="17" name="Imagen 17"/>
+            <wp:cNvGraphicFramePr>
+              <a:graphicFrameLocks xmlns:a="http://schemas.openxmlformats.org/drawingml/2006/main" noChangeAspect="1"/>
+            </wp:cNvGraphicFramePr>
+            <a:graphic xmlns:a="http://schemas.openxmlformats.org/drawingml/2006/main">
+              <a:graphicData uri="http://schemas.openxmlformats.org/drawingml/2006/picture">
+                <pic:pic xmlns:pic="http://schemas.openxmlformats.org/drawingml/2006/picture">
+                  <pic:nvPicPr>
+                    <pic:cNvPr id="1" name=""/>
+                    <pic:cNvPicPr/>
+                  </pic:nvPicPr>
+                  <pic:blipFill>
+                    <a:blip r:embed="rId23"/>
+                    <a:stretch>
+                      <a:fillRect/>
+                    </a:stretch>
+                  </pic:blipFill>
+                  <pic:spPr>
+                    <a:xfrm>
+                      <a:off x="0" y="0"/>
+                      <a:ext cx="5400040" cy="819150"/>
+                    </a:xfrm>
+                    <a:prstGeom prst="rect">
+                      <a:avLst/>
+                    </a:prstGeom>
+                  </pic:spPr>
+                </pic:pic>
+              </a:graphicData>
+            </a:graphic>
+          </wp:inline>
+        </w:drawing>
       </w:r>
     </w:p>
     <w:p>
@@ -852,6 +1400,11 @@
     </w:p>
     <w:p>
       <w:pPr>
+        <w:ind w:left="708"/>
+      </w:pPr>
+    </w:p>
+    <w:p>
+      <w:pPr>
         <w:numPr>
           <w:ilvl w:val="0"/>
           <w:numId w:val="3"/>
@@ -876,6 +1429,131 @@
       <w:r>
         <w:t> y definir un nombre de host distinto para cada uno.</w:t>
       </w:r>
+      <w:r>
+        <w:t xml:space="preserve"> </w:t>
+      </w:r>
+      <w:r>
+        <w:drawing>
+          <wp:inline distT="0" distB="0" distL="0" distR="0" wp14:anchorId="1A8DC724" wp14:editId="3894111D">
+            <wp:extent cx="5400040" cy="1017270"/>
+            <wp:effectExtent l="0" t="0" r="0" b="0"/>
+            <wp:docPr id="19" name="Imagen 19"/>
+            <wp:cNvGraphicFramePr>
+              <a:graphicFrameLocks xmlns:a="http://schemas.openxmlformats.org/drawingml/2006/main" noChangeAspect="1"/>
+            </wp:cNvGraphicFramePr>
+            <a:graphic xmlns:a="http://schemas.openxmlformats.org/drawingml/2006/main">
+              <a:graphicData uri="http://schemas.openxmlformats.org/drawingml/2006/picture">
+                <pic:pic xmlns:pic="http://schemas.openxmlformats.org/drawingml/2006/picture">
+                  <pic:nvPicPr>
+                    <pic:cNvPr id="1" name=""/>
+                    <pic:cNvPicPr/>
+                  </pic:nvPicPr>
+                  <pic:blipFill>
+                    <a:blip r:embed="rId24"/>
+                    <a:stretch>
+                      <a:fillRect/>
+                    </a:stretch>
+                  </pic:blipFill>
+                  <pic:spPr>
+                    <a:xfrm>
+                      <a:off x="0" y="0"/>
+                      <a:ext cx="5400040" cy="1017270"/>
+                    </a:xfrm>
+                    <a:prstGeom prst="rect">
+                      <a:avLst/>
+                    </a:prstGeom>
+                  </pic:spPr>
+                </pic:pic>
+              </a:graphicData>
+            </a:graphic>
+          </wp:inline>
+        </w:drawing>
+      </w:r>
+    </w:p>
+    <w:p>
+      <w:pPr>
+        <w:ind w:left="720"/>
+      </w:pPr>
+      <w:r>
+        <w:drawing>
+          <wp:inline distT="0" distB="0" distL="0" distR="0" wp14:anchorId="478FFA49" wp14:editId="70380EEA">
+            <wp:extent cx="5400040" cy="2303780"/>
+            <wp:effectExtent l="0" t="0" r="0" b="1270"/>
+            <wp:docPr id="20" name="Imagen 20"/>
+            <wp:cNvGraphicFramePr>
+              <a:graphicFrameLocks xmlns:a="http://schemas.openxmlformats.org/drawingml/2006/main" noChangeAspect="1"/>
+            </wp:cNvGraphicFramePr>
+            <a:graphic xmlns:a="http://schemas.openxmlformats.org/drawingml/2006/main">
+              <a:graphicData uri="http://schemas.openxmlformats.org/drawingml/2006/picture">
+                <pic:pic xmlns:pic="http://schemas.openxmlformats.org/drawingml/2006/picture">
+                  <pic:nvPicPr>
+                    <pic:cNvPr id="1" name=""/>
+                    <pic:cNvPicPr/>
+                  </pic:nvPicPr>
+                  <pic:blipFill>
+                    <a:blip r:embed="rId25"/>
+                    <a:stretch>
+                      <a:fillRect/>
+                    </a:stretch>
+                  </pic:blipFill>
+                  <pic:spPr>
+                    <a:xfrm>
+                      <a:off x="0" y="0"/>
+                      <a:ext cx="5400040" cy="2303780"/>
+                    </a:xfrm>
+                    <a:prstGeom prst="rect">
+                      <a:avLst/>
+                    </a:prstGeom>
+                  </pic:spPr>
+                </pic:pic>
+              </a:graphicData>
+            </a:graphic>
+          </wp:inline>
+        </w:drawing>
+      </w:r>
+    </w:p>
+    <w:p>
+      <w:pPr>
+        <w:ind w:left="720"/>
+      </w:pPr>
+      <w:r>
+        <w:lastRenderedPageBreak/>
+        <w:drawing>
+          <wp:inline distT="0" distB="0" distL="0" distR="0" wp14:anchorId="2D95272A" wp14:editId="12CDB39D">
+            <wp:extent cx="5400040" cy="2607310"/>
+            <wp:effectExtent l="0" t="0" r="0" b="2540"/>
+            <wp:docPr id="21" name="Imagen 21"/>
+            <wp:cNvGraphicFramePr>
+              <a:graphicFrameLocks xmlns:a="http://schemas.openxmlformats.org/drawingml/2006/main" noChangeAspect="1"/>
+            </wp:cNvGraphicFramePr>
+            <a:graphic xmlns:a="http://schemas.openxmlformats.org/drawingml/2006/main">
+              <a:graphicData uri="http://schemas.openxmlformats.org/drawingml/2006/picture">
+                <pic:pic xmlns:pic="http://schemas.openxmlformats.org/drawingml/2006/picture">
+                  <pic:nvPicPr>
+                    <pic:cNvPr id="1" name=""/>
+                    <pic:cNvPicPr/>
+                  </pic:nvPicPr>
+                  <pic:blipFill>
+                    <a:blip r:embed="rId26"/>
+                    <a:stretch>
+                      <a:fillRect/>
+                    </a:stretch>
+                  </pic:blipFill>
+                  <pic:spPr>
+                    <a:xfrm>
+                      <a:off x="0" y="0"/>
+                      <a:ext cx="5400040" cy="2607310"/>
+                    </a:xfrm>
+                    <a:prstGeom prst="rect">
+                      <a:avLst/>
+                    </a:prstGeom>
+                  </pic:spPr>
+                </pic:pic>
+              </a:graphicData>
+            </a:graphic>
+          </wp:inline>
+        </w:drawing>
+      </w:r>
     </w:p>
     <w:p>
       <w:pPr>
@@ -900,6 +1578,48 @@
     </w:p>
     <w:p>
       <w:pPr>
+        <w:ind w:left="720"/>
+      </w:pPr>
+      <w:r>
+        <w:drawing>
+          <wp:inline distT="0" distB="0" distL="0" distR="0" wp14:anchorId="2F22DE31" wp14:editId="65ACA05D">
+            <wp:extent cx="5400040" cy="1383030"/>
+            <wp:effectExtent l="0" t="0" r="0" b="7620"/>
+            <wp:docPr id="22" name="Imagen 22"/>
+            <wp:cNvGraphicFramePr>
+              <a:graphicFrameLocks xmlns:a="http://schemas.openxmlformats.org/drawingml/2006/main" noChangeAspect="1"/>
+            </wp:cNvGraphicFramePr>
+            <a:graphic xmlns:a="http://schemas.openxmlformats.org/drawingml/2006/main">
+              <a:graphicData uri="http://schemas.openxmlformats.org/drawingml/2006/picture">
+                <pic:pic xmlns:pic="http://schemas.openxmlformats.org/drawingml/2006/picture">
+                  <pic:nvPicPr>
+                    <pic:cNvPr id="1" name=""/>
+                    <pic:cNvPicPr/>
+                  </pic:nvPicPr>
+                  <pic:blipFill>
+                    <a:blip r:embed="rId27"/>
+                    <a:stretch>
+                      <a:fillRect/>
+                    </a:stretch>
+                  </pic:blipFill>
+                  <pic:spPr>
+                    <a:xfrm>
+                      <a:off x="0" y="0"/>
+                      <a:ext cx="5400040" cy="1383030"/>
+                    </a:xfrm>
+                    <a:prstGeom prst="rect">
+                      <a:avLst/>
+                    </a:prstGeom>
+                  </pic:spPr>
+                </pic:pic>
+              </a:graphicData>
+            </a:graphic>
+          </wp:inline>
+        </w:drawing>
+      </w:r>
+    </w:p>
+    <w:p>
+      <w:pPr>
         <w:numPr>
           <w:ilvl w:val="0"/>
           <w:numId w:val="3"/>
@@ -948,6 +1668,90 @@
     </w:p>
     <w:p>
       <w:pPr>
+        <w:ind w:left="708"/>
+      </w:pPr>
+      <w:r>
+        <w:drawing>
+          <wp:inline distT="0" distB="0" distL="0" distR="0" wp14:anchorId="1A8E83E1" wp14:editId="0048DE54">
+            <wp:extent cx="5400040" cy="890905"/>
+            <wp:effectExtent l="0" t="0" r="0" b="4445"/>
+            <wp:docPr id="23" name="Imagen 23"/>
+            <wp:cNvGraphicFramePr>
+              <a:graphicFrameLocks xmlns:a="http://schemas.openxmlformats.org/drawingml/2006/main" noChangeAspect="1"/>
+            </wp:cNvGraphicFramePr>
+            <a:graphic xmlns:a="http://schemas.openxmlformats.org/drawingml/2006/main">
+              <a:graphicData uri="http://schemas.openxmlformats.org/drawingml/2006/picture">
+                <pic:pic xmlns:pic="http://schemas.openxmlformats.org/drawingml/2006/picture">
+                  <pic:nvPicPr>
+                    <pic:cNvPr id="1" name=""/>
+                    <pic:cNvPicPr/>
+                  </pic:nvPicPr>
+                  <pic:blipFill>
+                    <a:blip r:embed="rId28"/>
+                    <a:stretch>
+                      <a:fillRect/>
+                    </a:stretch>
+                  </pic:blipFill>
+                  <pic:spPr>
+                    <a:xfrm>
+                      <a:off x="0" y="0"/>
+                      <a:ext cx="5400040" cy="890905"/>
+                    </a:xfrm>
+                    <a:prstGeom prst="rect">
+                      <a:avLst/>
+                    </a:prstGeom>
+                  </pic:spPr>
+                </pic:pic>
+              </a:graphicData>
+            </a:graphic>
+          </wp:inline>
+        </w:drawing>
+      </w:r>
+    </w:p>
+    <w:p>
+      <w:pPr>
+        <w:ind w:left="708"/>
+      </w:pPr>
+      <w:r>
+        <w:drawing>
+          <wp:inline distT="0" distB="0" distL="0" distR="0" wp14:anchorId="032768CD" wp14:editId="715C948B">
+            <wp:extent cx="5400040" cy="1955165"/>
+            <wp:effectExtent l="0" t="0" r="0" b="6985"/>
+            <wp:docPr id="24" name="Imagen 24"/>
+            <wp:cNvGraphicFramePr>
+              <a:graphicFrameLocks xmlns:a="http://schemas.openxmlformats.org/drawingml/2006/main" noChangeAspect="1"/>
+            </wp:cNvGraphicFramePr>
+            <a:graphic xmlns:a="http://schemas.openxmlformats.org/drawingml/2006/main">
+              <a:graphicData uri="http://schemas.openxmlformats.org/drawingml/2006/picture">
+                <pic:pic xmlns:pic="http://schemas.openxmlformats.org/drawingml/2006/picture">
+                  <pic:nvPicPr>
+                    <pic:cNvPr id="1" name=""/>
+                    <pic:cNvPicPr/>
+                  </pic:nvPicPr>
+                  <pic:blipFill>
+                    <a:blip r:embed="rId29"/>
+                    <a:stretch>
+                      <a:fillRect/>
+                    </a:stretch>
+                  </pic:blipFill>
+                  <pic:spPr>
+                    <a:xfrm>
+                      <a:off x="0" y="0"/>
+                      <a:ext cx="5400040" cy="1955165"/>
+                    </a:xfrm>
+                    <a:prstGeom prst="rect">
+                      <a:avLst/>
+                    </a:prstGeom>
+                  </pic:spPr>
+                </pic:pic>
+              </a:graphicData>
+            </a:graphic>
+          </wp:inline>
+        </w:drawing>
+      </w:r>
+    </w:p>
+    <w:p>
+      <w:pPr>
         <w:numPr>
           <w:ilvl w:val="0"/>
           <w:numId w:val="3"/>
@@ -967,6 +1771,49 @@
     </w:p>
     <w:p>
       <w:pPr>
+        <w:ind w:left="720"/>
+      </w:pPr>
+      <w:r>
+        <w:lastRenderedPageBreak/>
+        <w:drawing>
+          <wp:inline distT="0" distB="0" distL="0" distR="0" wp14:anchorId="69146EF0" wp14:editId="4636145C">
+            <wp:extent cx="5400040" cy="2536190"/>
+            <wp:effectExtent l="0" t="0" r="0" b="0"/>
+            <wp:docPr id="25" name="Imagen 25"/>
+            <wp:cNvGraphicFramePr>
+              <a:graphicFrameLocks xmlns:a="http://schemas.openxmlformats.org/drawingml/2006/main" noChangeAspect="1"/>
+            </wp:cNvGraphicFramePr>
+            <a:graphic xmlns:a="http://schemas.openxmlformats.org/drawingml/2006/main">
+              <a:graphicData uri="http://schemas.openxmlformats.org/drawingml/2006/picture">
+                <pic:pic xmlns:pic="http://schemas.openxmlformats.org/drawingml/2006/picture">
+                  <pic:nvPicPr>
+                    <pic:cNvPr id="1" name=""/>
+                    <pic:cNvPicPr/>
+                  </pic:nvPicPr>
+                  <pic:blipFill>
+                    <a:blip r:embed="rId30"/>
+                    <a:stretch>
+                      <a:fillRect/>
+                    </a:stretch>
+                  </pic:blipFill>
+                  <pic:spPr>
+                    <a:xfrm>
+                      <a:off x="0" y="0"/>
+                      <a:ext cx="5400040" cy="2536190"/>
+                    </a:xfrm>
+                    <a:prstGeom prst="rect">
+                      <a:avLst/>
+                    </a:prstGeom>
+                  </pic:spPr>
+                </pic:pic>
+              </a:graphicData>
+            </a:graphic>
+          </wp:inline>
+        </w:drawing>
+      </w:r>
+    </w:p>
+    <w:p>
+      <w:pPr>
         <w:numPr>
           <w:ilvl w:val="0"/>
           <w:numId w:val="3"/>
@@ -986,6 +1833,91 @@
     </w:p>
     <w:p>
       <w:pPr>
+        <w:ind w:left="720"/>
+      </w:pPr>
+      <w:r>
+        <w:drawing>
+          <wp:inline distT="0" distB="0" distL="0" distR="0" wp14:anchorId="30979EE1" wp14:editId="4CAC44EB">
+            <wp:extent cx="5400040" cy="2971165"/>
+            <wp:effectExtent l="0" t="0" r="0" b="635"/>
+            <wp:docPr id="27" name="Imagen 27"/>
+            <wp:cNvGraphicFramePr>
+              <a:graphicFrameLocks xmlns:a="http://schemas.openxmlformats.org/drawingml/2006/main" noChangeAspect="1"/>
+            </wp:cNvGraphicFramePr>
+            <a:graphic xmlns:a="http://schemas.openxmlformats.org/drawingml/2006/main">
+              <a:graphicData uri="http://schemas.openxmlformats.org/drawingml/2006/picture">
+                <pic:pic xmlns:pic="http://schemas.openxmlformats.org/drawingml/2006/picture">
+                  <pic:nvPicPr>
+                    <pic:cNvPr id="1" name=""/>
+                    <pic:cNvPicPr/>
+                  </pic:nvPicPr>
+                  <pic:blipFill>
+                    <a:blip r:embed="rId31"/>
+                    <a:stretch>
+                      <a:fillRect/>
+                    </a:stretch>
+                  </pic:blipFill>
+                  <pic:spPr>
+                    <a:xfrm>
+                      <a:off x="0" y="0"/>
+                      <a:ext cx="5400040" cy="2971165"/>
+                    </a:xfrm>
+                    <a:prstGeom prst="rect">
+                      <a:avLst/>
+                    </a:prstGeom>
+                  </pic:spPr>
+                </pic:pic>
+              </a:graphicData>
+            </a:graphic>
+          </wp:inline>
+        </w:drawing>
+      </w:r>
+    </w:p>
+    <w:p>
+      <w:pPr>
+        <w:ind w:left="720"/>
+      </w:pPr>
+      <w:r>
+        <w:lastRenderedPageBreak/>
+        <w:drawing>
+          <wp:inline distT="0" distB="0" distL="0" distR="0" wp14:anchorId="090F2D1D" wp14:editId="5343EC41">
+            <wp:extent cx="5400040" cy="3333750"/>
+            <wp:effectExtent l="0" t="0" r="0" b="0"/>
+            <wp:docPr id="26" name="Imagen 26"/>
+            <wp:cNvGraphicFramePr>
+              <a:graphicFrameLocks xmlns:a="http://schemas.openxmlformats.org/drawingml/2006/main" noChangeAspect="1"/>
+            </wp:cNvGraphicFramePr>
+            <a:graphic xmlns:a="http://schemas.openxmlformats.org/drawingml/2006/main">
+              <a:graphicData uri="http://schemas.openxmlformats.org/drawingml/2006/picture">
+                <pic:pic xmlns:pic="http://schemas.openxmlformats.org/drawingml/2006/picture">
+                  <pic:nvPicPr>
+                    <pic:cNvPr id="1" name=""/>
+                    <pic:cNvPicPr/>
+                  </pic:nvPicPr>
+                  <pic:blipFill>
+                    <a:blip r:embed="rId32"/>
+                    <a:stretch>
+                      <a:fillRect/>
+                    </a:stretch>
+                  </pic:blipFill>
+                  <pic:spPr>
+                    <a:xfrm>
+                      <a:off x="0" y="0"/>
+                      <a:ext cx="5400040" cy="3333750"/>
+                    </a:xfrm>
+                    <a:prstGeom prst="rect">
+                      <a:avLst/>
+                    </a:prstGeom>
+                  </pic:spPr>
+                </pic:pic>
+              </a:graphicData>
+            </a:graphic>
+          </wp:inline>
+        </w:drawing>
+      </w:r>
+    </w:p>
+    <w:p>
+      <w:pPr>
         <w:numPr>
           <w:ilvl w:val="0"/>
           <w:numId w:val="3"/>
@@ -997,6 +1929,48 @@
     </w:p>
     <w:p>
       <w:pPr>
+        <w:ind w:left="720"/>
+      </w:pPr>
+      <w:r>
+        <w:drawing>
+          <wp:inline distT="0" distB="0" distL="0" distR="0" wp14:anchorId="4822EB47" wp14:editId="64A78805">
+            <wp:extent cx="5400040" cy="3430270"/>
+            <wp:effectExtent l="0" t="0" r="0" b="0"/>
+            <wp:docPr id="28" name="Imagen 28"/>
+            <wp:cNvGraphicFramePr>
+              <a:graphicFrameLocks xmlns:a="http://schemas.openxmlformats.org/drawingml/2006/main" noChangeAspect="1"/>
+            </wp:cNvGraphicFramePr>
+            <a:graphic xmlns:a="http://schemas.openxmlformats.org/drawingml/2006/main">
+              <a:graphicData uri="http://schemas.openxmlformats.org/drawingml/2006/picture">
+                <pic:pic xmlns:pic="http://schemas.openxmlformats.org/drawingml/2006/picture">
+                  <pic:nvPicPr>
+                    <pic:cNvPr id="1" name=""/>
+                    <pic:cNvPicPr/>
+                  </pic:nvPicPr>
+                  <pic:blipFill>
+                    <a:blip r:embed="rId33"/>
+                    <a:stretch>
+                      <a:fillRect/>
+                    </a:stretch>
+                  </pic:blipFill>
+                  <pic:spPr>
+                    <a:xfrm>
+                      <a:off x="0" y="0"/>
+                      <a:ext cx="5400040" cy="3430270"/>
+                    </a:xfrm>
+                    <a:prstGeom prst="rect">
+                      <a:avLst/>
+                    </a:prstGeom>
+                  </pic:spPr>
+                </pic:pic>
+              </a:graphicData>
+            </a:graphic>
+          </wp:inline>
+        </w:drawing>
+      </w:r>
+    </w:p>
+    <w:p>
+      <w:pPr>
         <w:numPr>
           <w:ilvl w:val="0"/>
           <w:numId w:val="3"/>
@@ -1006,8 +1980,87 @@
         <w:t>Revisar los archivos de registro de Apache para analizar los intentos de acceso permitidos y denegados.</w:t>
       </w:r>
     </w:p>
-    <w:p/>
+    <w:p>
+      <w:r>
+        <w:lastRenderedPageBreak/>
+        <w:drawing>
+          <wp:inline distT="0" distB="0" distL="0" distR="0" wp14:anchorId="68123BC2" wp14:editId="1D4A77F2">
+            <wp:extent cx="5400040" cy="1890395"/>
+            <wp:effectExtent l="0" t="0" r="0" b="0"/>
+            <wp:docPr id="29" name="Imagen 29"/>
+            <wp:cNvGraphicFramePr>
+              <a:graphicFrameLocks xmlns:a="http://schemas.openxmlformats.org/drawingml/2006/main" noChangeAspect="1"/>
+            </wp:cNvGraphicFramePr>
+            <a:graphic xmlns:a="http://schemas.openxmlformats.org/drawingml/2006/main">
+              <a:graphicData uri="http://schemas.openxmlformats.org/drawingml/2006/picture">
+                <pic:pic xmlns:pic="http://schemas.openxmlformats.org/drawingml/2006/picture">
+                  <pic:nvPicPr>
+                    <pic:cNvPr id="1" name=""/>
+                    <pic:cNvPicPr/>
+                  </pic:nvPicPr>
+                  <pic:blipFill>
+                    <a:blip r:embed="rId34"/>
+                    <a:stretch>
+                      <a:fillRect/>
+                    </a:stretch>
+                  </pic:blipFill>
+                  <pic:spPr>
+                    <a:xfrm>
+                      <a:off x="0" y="0"/>
+                      <a:ext cx="5400040" cy="1890395"/>
+                    </a:xfrm>
+                    <a:prstGeom prst="rect">
+                      <a:avLst/>
+                    </a:prstGeom>
+                  </pic:spPr>
+                </pic:pic>
+              </a:graphicData>
+            </a:graphic>
+          </wp:inline>
+        </w:drawing>
+      </w:r>
+    </w:p>
+    <w:p>
+      <w:r>
+        <w:drawing>
+          <wp:inline distT="0" distB="0" distL="0" distR="0" wp14:anchorId="312C13BB" wp14:editId="3F317CBA">
+            <wp:extent cx="5400040" cy="866140"/>
+            <wp:effectExtent l="0" t="0" r="0" b="0"/>
+            <wp:docPr id="30" name="Imagen 30"/>
+            <wp:cNvGraphicFramePr>
+              <a:graphicFrameLocks xmlns:a="http://schemas.openxmlformats.org/drawingml/2006/main" noChangeAspect="1"/>
+            </wp:cNvGraphicFramePr>
+            <a:graphic xmlns:a="http://schemas.openxmlformats.org/drawingml/2006/main">
+              <a:graphicData uri="http://schemas.openxmlformats.org/drawingml/2006/picture">
+                <pic:pic xmlns:pic="http://schemas.openxmlformats.org/drawingml/2006/picture">
+                  <pic:nvPicPr>
+                    <pic:cNvPr id="1" name=""/>
+                    <pic:cNvPicPr/>
+                  </pic:nvPicPr>
+                  <pic:blipFill>
+                    <a:blip r:embed="rId35"/>
+                    <a:stretch>
+                      <a:fillRect/>
+                    </a:stretch>
+                  </pic:blipFill>
+                  <pic:spPr>
+                    <a:xfrm>
+                      <a:off x="0" y="0"/>
+                      <a:ext cx="5400040" cy="866140"/>
+                    </a:xfrm>
+                    <a:prstGeom prst="rect">
+                      <a:avLst/>
+                    </a:prstGeom>
+                  </pic:spPr>
+                </pic:pic>
+              </a:graphicData>
+            </a:graphic>
+          </wp:inline>
+        </w:drawing>
+      </w:r>
+    </w:p>
     <w:sectPr>
+      <w:headerReference w:type="default" r:id="rId36"/>
       <w:pgSz w:w="11906" w:h="16838"/>
       <w:pgMar w:top="1417" w:right="1701" w:bottom="1417" w:left="1701" w:header="708" w:footer="708" w:gutter="0"/>
       <w:cols w:space="708"/>
@@ -1015,6 +2068,74 @@
     </w:sectPr>
   </w:body>
 </w:document>
+</file>
+
+<file path=word/endnotes.xml><?xml version="1.0" encoding="utf-8"?>
+<w:endnotes xmlns:wpc="http://schemas.microsoft.com/office/word/2010/wordprocessingCanvas" xmlns:cx="http://schemas.microsoft.com/office/drawing/2014/chartex" xmlns:cx1="http://schemas.microsoft.com/office/drawing/2015/9/8/chartex" xmlns:cx2="http://schemas.microsoft.com/office/drawing/2015/10/21/chartex" xmlns:cx3="http://schemas.microsoft.com/office/drawing/2016/5/9/chartex" xmlns:cx4="http://schemas.microsoft.com/office/drawing/2016/5/10/chartex" xmlns:cx5="http://schemas.microsoft.com/office/drawing/2016/5/11/chartex" xmlns:cx6="http://schemas.microsoft.com/office/drawing/2016/5/12/chartex" xmlns:cx7="http://schemas.microsoft.com/office/drawing/2016/5/13/chartex" xmlns:cx8="http://schemas.microsoft.com/office/drawing/2016/5/14/chartex" xmlns:mc="http://schemas.openxmlformats.org/markup-compatibility/2006" xmlns:aink="http://schemas.microsoft.com/office/drawing/2016/ink" xmlns:am3d="http://schemas.microsoft.com/office/drawing/2017/model3d" xmlns:o="urn:schemas-microsoft-com:office:office" xmlns:r="http://schemas.openxmlformats.org/officeDocument/2006/relationships" xmlns:m="http://schemas.openxmlformats.org/officeDocument/2006/math" xmlns:v="urn:schemas-microsoft-com:vml" xmlns:wp14="http://schemas.microsoft.com/office/word/2010/wordprocessingDrawing" xmlns:wp="http://schemas.openxmlformats.org/drawingml/2006/wordprocessingDrawing" xmlns:w10="urn:schemas-microsoft-com:office:word" xmlns:w="http://schemas.openxmlformats.org/wordprocessingml/2006/main" xmlns:w14="http://schemas.microsoft.com/office/word/2010/wordml" xmlns:w15="http://schemas.microsoft.com/office/word/2012/wordml" xmlns:w16cex="http://schemas.microsoft.com/office/word/2018/wordml/cex" xmlns:w16cid="http://schemas.microsoft.com/office/word/2016/wordml/cid" xmlns:w16="http://schemas.microsoft.com/office/word/2018/wordml" xmlns:w16sdtdh="http://schemas.microsoft.com/office/word/2020/wordml/sdtdatahash" xmlns:w16se="http://schemas.microsoft.com/office/word/2015/wordml/symex" xmlns:wpg="http://schemas.microsoft.com/office/word/2010/wordprocessingGroup" xmlns:wpi="http://schemas.microsoft.com/office/word/2010/wordprocessingInk" xmlns:wne="http://schemas.microsoft.com/office/word/2006/wordml" xmlns:wps="http://schemas.microsoft.com/office/word/2010/wordprocessingShape" mc:Ignorable="w14 w15 w16se w16cid w16 w16cex w16sdtdh wp14">
+  <w:endnote w:type="separator" w:id="-1">
+    <w:p>
+      <w:pPr>
+        <w:spacing w:after="0" w:line="240" w:lineRule="auto"/>
+      </w:pPr>
+      <w:r>
+        <w:separator/>
+      </w:r>
+    </w:p>
+  </w:endnote>
+  <w:endnote w:type="continuationSeparator" w:id="0">
+    <w:p>
+      <w:pPr>
+        <w:spacing w:after="0" w:line="240" w:lineRule="auto"/>
+      </w:pPr>
+      <w:r>
+        <w:continuationSeparator/>
+      </w:r>
+    </w:p>
+  </w:endnote>
+</w:endnotes>
+</file>
+
+<file path=word/footnotes.xml><?xml version="1.0" encoding="utf-8"?>
+<w:footnotes xmlns:wpc="http://schemas.microsoft.com/office/word/2010/wordprocessingCanvas" xmlns:cx="http://schemas.microsoft.com/office/drawing/2014/chartex" xmlns:cx1="http://schemas.microsoft.com/office/drawing/2015/9/8/chartex" xmlns:cx2="http://schemas.microsoft.com/office/drawing/2015/10/21/chartex" xmlns:cx3="http://schemas.microsoft.com/office/drawing/2016/5/9/chartex" xmlns:cx4="http://schemas.microsoft.com/office/drawing/2016/5/10/chartex" xmlns:cx5="http://schemas.microsoft.com/office/drawing/2016/5/11/chartex" xmlns:cx6="http://schemas.microsoft.com/office/drawing/2016/5/12/chartex" xmlns:cx7="http://schemas.microsoft.com/office/drawing/2016/5/13/chartex" xmlns:cx8="http://schemas.microsoft.com/office/drawing/2016/5/14/chartex" xmlns:mc="http://schemas.openxmlformats.org/markup-compatibility/2006" xmlns:aink="http://schemas.microsoft.com/office/drawing/2016/ink" xmlns:am3d="http://schemas.microsoft.com/office/drawing/2017/model3d" xmlns:o="urn:schemas-microsoft-com:office:office" xmlns:r="http://schemas.openxmlformats.org/officeDocument/2006/relationships" xmlns:m="http://schemas.openxmlformats.org/officeDocument/2006/math" xmlns:v="urn:schemas-microsoft-com:vml" xmlns:wp14="http://schemas.microsoft.com/office/word/2010/wordprocessingDrawing" xmlns:wp="http://schemas.openxmlformats.org/drawingml/2006/wordprocessingDrawing" xmlns:w10="urn:schemas-microsoft-com:office:word" xmlns:w="http://schemas.openxmlformats.org/wordprocessingml/2006/main" xmlns:w14="http://schemas.microsoft.com/office/word/2010/wordml" xmlns:w15="http://schemas.microsoft.com/office/word/2012/wordml" xmlns:w16cex="http://schemas.microsoft.com/office/word/2018/wordml/cex" xmlns:w16cid="http://schemas.microsoft.com/office/word/2016/wordml/cid" xmlns:w16="http://schemas.microsoft.com/office/word/2018/wordml" xmlns:w16sdtdh="http://schemas.microsoft.com/office/word/2020/wordml/sdtdatahash" xmlns:w16se="http://schemas.microsoft.com/office/word/2015/wordml/symex" xmlns:wpg="http://schemas.microsoft.com/office/word/2010/wordprocessingGroup" xmlns:wpi="http://schemas.microsoft.com/office/word/2010/wordprocessingInk" xmlns:wne="http://schemas.microsoft.com/office/word/2006/wordml" xmlns:wps="http://schemas.microsoft.com/office/word/2010/wordprocessingShape" mc:Ignorable="w14 w15 w16se w16cid w16 w16cex w16sdtdh wp14">
+  <w:footnote w:type="separator" w:id="-1">
+    <w:p>
+      <w:pPr>
+        <w:spacing w:after="0" w:line="240" w:lineRule="auto"/>
+      </w:pPr>
+      <w:r>
+        <w:separator/>
+      </w:r>
+    </w:p>
+  </w:footnote>
+  <w:footnote w:type="continuationSeparator" w:id="0">
+    <w:p>
+      <w:pPr>
+        <w:spacing w:after="0" w:line="240" w:lineRule="auto"/>
+      </w:pPr>
+      <w:r>
+        <w:continuationSeparator/>
+      </w:r>
+    </w:p>
+  </w:footnote>
+</w:footnotes>
+</file>
+
+<file path=word/header1.xml><?xml version="1.0" encoding="utf-8"?>
+<w:hdr xmlns:wpc="http://schemas.microsoft.com/office/word/2010/wordprocessingCanvas" xmlns:cx="http://schemas.microsoft.com/office/drawing/2014/chartex" xmlns:cx1="http://schemas.microsoft.com/office/drawing/2015/9/8/chartex" xmlns:cx2="http://schemas.microsoft.com/office/drawing/2015/10/21/chartex" xmlns:cx3="http://schemas.microsoft.com/office/drawing/2016/5/9/chartex" xmlns:cx4="http://schemas.microsoft.com/office/drawing/2016/5/10/chartex" xmlns:cx5="http://schemas.microsoft.com/office/drawing/2016/5/11/chartex" xmlns:cx6="http://schemas.microsoft.com/office/drawing/2016/5/12/chartex" xmlns:cx7="http://schemas.microsoft.com/office/drawing/2016/5/13/chartex" xmlns:cx8="http://schemas.microsoft.com/office/drawing/2016/5/14/chartex" xmlns:mc="http://schemas.openxmlformats.org/markup-compatibility/2006" xmlns:aink="http://schemas.microsoft.com/office/drawing/2016/ink" xmlns:am3d="http://schemas.microsoft.com/office/drawing/2017/model3d" xmlns:o="urn:schemas-microsoft-com:office:office" xmlns:r="http://schemas.openxmlformats.org/officeDocument/2006/relationships" xmlns:m="http://schemas.openxmlformats.org/officeDocument/2006/math" xmlns:v="urn:schemas-microsoft-com:vml" xmlns:wp14="http://schemas.microsoft.com/office/word/2010/wordprocessingDrawing" xmlns:wp="http://schemas.openxmlformats.org/drawingml/2006/wordprocessingDrawing" xmlns:w10="urn:schemas-microsoft-com:office:word" xmlns:w="http://schemas.openxmlformats.org/wordprocessingml/2006/main" xmlns:w14="http://schemas.microsoft.com/office/word/2010/wordml" xmlns:w15="http://schemas.microsoft.com/office/word/2012/wordml" xmlns:w16cex="http://schemas.microsoft.com/office/word/2018/wordml/cex" xmlns:w16cid="http://schemas.microsoft.com/office/word/2016/wordml/cid" xmlns:w16="http://schemas.microsoft.com/office/word/2018/wordml" xmlns:w16sdtdh="http://schemas.microsoft.com/office/word/2020/wordml/sdtdatahash" xmlns:w16se="http://schemas.microsoft.com/office/word/2015/wordml/symex" xmlns:wpg="http://schemas.microsoft.com/office/word/2010/wordprocessingGroup" xmlns:wpi="http://schemas.microsoft.com/office/word/2010/wordprocessingInk" xmlns:wne="http://schemas.microsoft.com/office/word/2006/wordml" xmlns:wps="http://schemas.microsoft.com/office/word/2010/wordprocessingShape" mc:Ignorable="w14 w15 w16se w16cid w16 w16cex w16sdtdh wp14">
+  <w:p>
+    <w:pPr>
+      <w:pStyle w:val="Encabezado"/>
+    </w:pPr>
+    <w:r>
+      <w:t xml:space="preserve">Marcos Fernández </w:t>
+    </w:r>
+    <w:proofErr w:type="spellStart"/>
+    <w:r>
+      <w:t>garcía</w:t>
+    </w:r>
+    <w:proofErr w:type="spellEnd"/>
+  </w:p>
+</w:hdr>
 </file>
 
 <file path=word/numbering.xml><?xml version="1.0" encoding="utf-8"?>
@@ -1880,6 +3001,7 @@
   <w:style w:type="character" w:default="1" w:styleId="Fuentedeprrafopredeter">
     <w:name w:val="Default Paragraph Font"/>
     <w:uiPriority w:val="1"/>
+    <w:semiHidden/>
     <w:unhideWhenUsed/>
   </w:style>
   <w:style w:type="table" w:default="1" w:styleId="Tablanormal">
@@ -1931,6 +3053,50 @@
       <w:sz w:val="20"/>
       <w:szCs w:val="20"/>
     </w:rPr>
+  </w:style>
+  <w:style w:type="paragraph" w:styleId="Encabezado">
+    <w:name w:val="header"/>
+    <w:basedOn w:val="Normal"/>
+    <w:link w:val="EncabezadoCar"/>
+    <w:uiPriority w:val="99"/>
+    <w:unhideWhenUsed/>
+    <w:rsid w:val="00433525"/>
+    <w:pPr>
+      <w:tabs>
+        <w:tab w:val="center" w:pos="4252"/>
+        <w:tab w:val="right" w:pos="8504"/>
+      </w:tabs>
+      <w:spacing w:after="0" w:line="240" w:lineRule="auto"/>
+    </w:pPr>
+  </w:style>
+  <w:style w:type="character" w:customStyle="1" w:styleId="EncabezadoCar">
+    <w:name w:val="Encabezado Car"/>
+    <w:basedOn w:val="Fuentedeprrafopredeter"/>
+    <w:link w:val="Encabezado"/>
+    <w:uiPriority w:val="99"/>
+    <w:rsid w:val="00433525"/>
+  </w:style>
+  <w:style w:type="paragraph" w:styleId="Piedepgina">
+    <w:name w:val="footer"/>
+    <w:basedOn w:val="Normal"/>
+    <w:link w:val="PiedepginaCar"/>
+    <w:uiPriority w:val="99"/>
+    <w:unhideWhenUsed/>
+    <w:rsid w:val="00433525"/>
+    <w:pPr>
+      <w:tabs>
+        <w:tab w:val="center" w:pos="4252"/>
+        <w:tab w:val="right" w:pos="8504"/>
+      </w:tabs>
+      <w:spacing w:after="0" w:line="240" w:lineRule="auto"/>
+    </w:pPr>
+  </w:style>
+  <w:style w:type="character" w:customStyle="1" w:styleId="PiedepginaCar">
+    <w:name w:val="Pie de página Car"/>
+    <w:basedOn w:val="Fuentedeprrafopredeter"/>
+    <w:link w:val="Piedepgina"/>
+    <w:uiPriority w:val="99"/>
+    <w:rsid w:val="00433525"/>
   </w:style>
 </w:styles>
 </file>
